--- a/eng/docx/45.content.docx
+++ b/eng/docx/45.content.docx
@@ -7,6 +7,15 @@
       <w:r/>
     </w:p>
     <w:p>
+      <w:pPr>
+        <w:pStyle w:val="Heading2"/>
+      </w:pPr>
+      <w:r>
+        <w:t>Resource: Study Notes (Tyndale)</w:t>
+      </w:r>
+      <w:r/>
+    </w:p>
+    <w:p>
       <w:r/>
       <w:r>
         <w:rPr>
@@ -46,7 +55,7 @@
         <w:pStyle w:val="Heading1"/>
       </w:pPr>
       <w:r>
-        <w:t>Aquifer Open Study Notes</w:t>
+        <w:t>Study Notes (Tyndale)</w:t>
       </w:r>
     </w:p>
     <w:p>
@@ -55,6 +64,51 @@
           <w:headerReference w:type="even" r:id="rId8"/>
           <w:headerReference w:type="default" r:id="rId9"/>
           <w:footerReference w:type="default" r:id="rId10"/>
+          <w:footnotePr>
+            <w:numRestart w:val="eachSect"/>
+          </w:footnotePr>
+          <w:type w:val="continuous"/>
+          <w:pgSz w:w="12240" w:h="15840" w:code="1"/>
+          <w:pgMar w:top="1440" w:right="1440" w:bottom="1440" w:left="1440" w:header="504" w:footer="504" w:gutter="0"/>
+          <w:cols w:space="708"/>
+          <w:titlePg/>
+          <w:docGrid w:linePitch="360"/>
+        </w:sectPr>
+      </w:pPr>
+    </w:p>
+    <w:p>
+      <w:r/>
+    </w:p>
+    <w:p>
+      <w:pPr>
+        <w:pStyle w:val="Heading2"/>
+      </w:pPr>
+      <w:r>
+        <w:t>ROM</w:t>
+      </w:r>
+      <w:r/>
+    </w:p>
+    <w:p>
+      <w:r/>
+      <w:r>
+        <w:rPr>
+          <w:i/>
+        </w:rPr>
+        <w:t>Romans 1:1, Romans 1:1–17, Romans 1:3, Romans 1:3–4, Romans 1:4, Romans 1:5, Romans 1:7, Romans 1:9, Romans 1:11, Romans 1:13, Romans 1:14, Romans 1:16, Romans 1:17, Romans 1:18, Romans 1:18–3.20, Romans 1:21, Romans 1:24, Romans 1:26, Romans 1:27, Romans 1:28, Romans 1:29–31, Romans 1:32, Romans 2:1–5, Romans 2:4, Romans 2:6–11, Romans 2:7, Romans 2:8, Romans 2:12, Romans 2:13, Romans 2:14–15, Romans 2:16, Romans 2:17–20, Romans 2:21–22, Romans 2:22, Romans 2:24, Romans 2:25, Romans 2:26, Romans 2:29, Romans 3:1, Romans 3:2, Romans 3:4, Romans 3:5–7, Romans 3:8, Romans 3:9, Romans 3:10–12, Romans 3:10–18, Romans 3:13–14, Romans 3:15–17, Romans 3:18, Romans 3:19, Romans 3:20, Romans 3:21–22, Romans 3:21–4.25, Romans 3:24, Romans 3:25, Romans 3:29–30, Romans 3:31, Romans 4:1, Romans 4:3, Romans 4:4–5, Romans 4:7–8, Romans 4:10, Romans 4:11–12, Romans 4:13, Romans 4:14, Romans 4:15, Romans 4:16, Romans 4:24, Romans 5:1, Romans 5:1–8.39, Romans 5:2, Romans 5:3–4, Romans 5:5, Romans 5:6, Romans 5:9, Romans 5:10, Romans 5:12, Romans 5:13–14, Romans 5:15, Romans 5:17, Romans 5:18, Romans 5:20, Romans 6:1, Romans 6:2, Romans 6:3, Romans 6:4, Romans 6:6, Romans 6:8, Romans 6:10, Romans 6:14, Romans 6:15, Romans 6:16, Romans 6:19, Romans 6:20, Romans 6:21, Romans 7:1, Romans 7:2–3, Romans 7:4, Romans 7:5, Romans 7:6, Romans 7:7–25, Romans 7:8, Romans 7:9, Romans 7:10, Romans 7:11, Romans 7:17, Romans 7:18, Romans 7:21, Romans 7:22, Romans 7:23, Romans 7:24, Romans 8:1, Romans 8:2, Romans 8:3, Romans 8:4, Romans 8:5, Romans 8:6, Romans 8:9, Romans 8:10, Romans 8:11, Romans 8:13, Romans 8:14, Romans 8:15, Romans 8:17, Romans 8:19–21, Romans 8:22, Romans 8:23, Romans 8:26, Romans 8:30, Romans 8:31, Romans 8:32, Romans 9:1–11.36, Romans 9:2–3, Romans 9:3, Romans 9:4, Romans 9:5, Romans 9:6, Romans 9:7, Romans 9:10–11, Romans 9:12, Romans 9:13, Romans 9:14–16, Romans 9:15, Romans 9:17, Romans 9:18, Romans 9:20–21, Romans 9:24–26, Romans 9:27–28, Romans 9:29, Romans 9:31, Romans 9:32–33, Romans 9:33, Romans 10:2, Romans 10:3, Romans 10:4, Romans 10:5, Romans 10:6–8, Romans 10:13, Romans 10:14, Romans 10:18, Romans 10:19, Romans 10:20, Romans 11:2, Romans 11:5, Romans 11:7–8, Romans 11:11, Romans 11:13–14, Romans 11:15, Romans 11:16, Romans 11:17–24, Romans 11:18, Romans 11:20, Romans 11:22, Romans 11:24, Romans 11:25, Romans 11:26–27, Romans 11:32, Romans 11:36, Romans 12:1, Romans 12:1–15.13, Romans 12:2, Romans 12:3, Romans 12:4–5, Romans 12:6, Romans 12:7, Romans 12:8, Romans 12:9–21, Romans 12:10, Romans 12:11, Romans 12:12, Romans 12:13, Romans 12:14, Romans 12:16, Romans 12:18, Romans 12:20–21, Romans 13:1–2, Romans 13:3, Romans 13:4, Romans 13:5, Romans 13:6, Romans 13:8, Romans 13:8–10, Romans 13:11, Romans 13:12–13, Romans 14:1, Romans 14:1–15.7, Romans 14:2, Romans 14:3–4, Romans 14:5, Romans 14:7, Romans 14:9, Romans 14:10, Romans 14:11, Romans 14:13, Romans 14:14, Romans 14:15, Romans 14:20, Romans 14:21, Romans 14:22, Romans 14:23, Romans 15:1–4, Romans 15:2, Romans 15:3, Romans 15:4, Romans 15:5–6, Romans 15:7, Romans 15:8–9, Romans 15:9–12, Romans 15:14, Romans 15:14–16.27, Romans 15:15–16, Romans 15:16, Romans 15:19, Romans 15:24, Romans 15:25–28, Romans 15:26, Romans 15:27, Romans 15:31, Romans 15:33, Romans 16:1, Romans 16:1–16, Romans 16:2, Romans 16:3, Romans 16:3–16, Romans 16:5, Romans 16:7, Romans 16:10, Romans 16:13, Romans 16:16, Romans 16:17, Romans 16:20, Romans 16:21, Romans 16:22, Romans 16:23, Romans 16:25, Romans 16:25–27, Romans 16:26</w:t>
+      </w:r>
+      <w:r/>
+    </w:p>
+    <w:p>
+      <w:r/>
+      <w:r>
+        <w:t xml:space="preserve"> </w:t>
+      </w:r>
+      <w:r/>
+      <w:r/>
+    </w:p>
+    <w:p>
+      <w:pPr>
+        <w:sectPr>
           <w:footnotePr>
             <w:numRestart w:val="eachSect"/>
           </w:footnotePr>

--- a/eng/docx/45.content.docx
+++ b/eng/docx/45.content.docx
@@ -163,13 +163,6 @@
         <w:rPr>
           <w:lang w:val="en_US" w:bidi="en_US"/>
         </w:rPr>
-      </w:r>
-      <w:r>
-        <w:rPr>
-          <w:i/>
-          <w:lang w:val="en_US" w:bidi="en_US"/>
-        </w:rPr>
-        <w:t>Romans 1:1, Romans 1:1–17, Romans 1:3, Romans 1:3–4, Romans 1:4, Romans 1:5, Romans 1:7, Romans 1:9, Romans 1:11, Romans 1:13, Romans 1:14, Romans 1:16, Romans 1:17, Romans 1:18, Romans 1:18–3.20, Romans 1:21, Romans 1:24, Romans 1:26, Romans 1:27, Romans 1:28, Romans 1:29–31, Romans 1:32, Romans 2:1–5, Romans 2:4, Romans 2:6–11, Romans 2:7, Romans 2:8, Romans 2:12, Romans 2:13, Romans 2:14–15, Romans 2:16, Romans 2:17–20, Romans 2:21–22, Romans 2:22, Romans 2:24, Romans 2:25, Romans 2:26, Romans 2:29, Romans 3:1, Romans 3:2, Romans 3:4, Romans 3:5–7, Romans 3:8, Romans 3:9, Romans 3:10–12, Romans 3:10–18, Romans 3:13–14, Romans 3:15–17, Romans 3:18, Romans 3:19, Romans 3:20, Romans 3:21–22, Romans 3:21–4.25, Romans 3:24, Romans 3:25, Romans 3:29–30, Romans 3:31, Romans 4:1, Romans 4:3, Romans 4:4–5, Romans 4:7–8, Romans 4:10, Romans 4:11–12, Romans 4:13, Romans 4:14, Romans 4:15, Romans 4:16, Romans 4:24, Romans 5:1, Romans 5:1–8.39, Romans 5:2, Romans 5:3–4, Romans 5:5, Romans 5:6, Romans 5:9, Romans 5:10, Romans 5:12, Romans 5:13–14, Romans 5:15, Romans 5:17, Romans 5:18, Romans 5:20, Romans 6:1, Romans 6:2, Romans 6:3, Romans 6:4, Romans 6:6, Romans 6:8, Romans 6:10, Romans 6:14, Romans 6:15, Romans 6:16, Romans 6:19, Romans 6:20, Romans 6:21, Romans 7:1, Romans 7:2–3, Romans 7:4, Romans 7:5, Romans 7:6, Romans 7:7–25, Romans 7:8, Romans 7:9, Romans 7:10, Romans 7:11, Romans 7:17, Romans 7:18, Romans 7:21, Romans 7:22, Romans 7:23, Romans 7:24, Romans 8:1, Romans 8:2, Romans 8:3, Romans 8:4, Romans 8:5, Romans 8:6, Romans 8:9, Romans 8:10, Romans 8:11, Romans 8:13, Romans 8:14, Romans 8:15, Romans 8:17, Romans 8:19–21, Romans 8:22, Romans 8:23, Romans 8:26, Romans 8:30, Romans 8:31, Romans 8:32, Romans 9:1–11.36, Romans 9:2–3, Romans 9:3, Romans 9:4, Romans 9:5, Romans 9:6, Romans 9:7, Romans 9:10–11, Romans 9:12, Romans 9:13, Romans 9:14–16, Romans 9:15, Romans 9:17, Romans 9:18, Romans 9:20–21, Romans 9:24–26, Romans 9:27–28, Romans 9:29, Romans 9:31, Romans 9:32–33, Romans 9:33, Romans 10:2, Romans 10:3, Romans 10:4, Romans 10:5, Romans 10:6–8, Romans 10:13, Romans 10:14, Romans 10:18, Romans 10:19, Romans 10:20, Romans 11:2, Romans 11:5, Romans 11:7–8, Romans 11:11, Romans 11:13–14, Romans 11:15, Romans 11:16, Romans 11:17–24, Romans 11:18, Romans 11:20, Romans 11:22, Romans 11:24, Romans 11:25, Romans 11:26–27, Romans 11:32, Romans 11:36, Romans 12:1, Romans 12:1–15.13, Romans 12:2, Romans 12:3, Romans 12:4–5, Romans 12:6, Romans 12:7, Romans 12:8, Romans 12:9–21, Romans 12:10, Romans 12:11, Romans 12:12, Romans 12:13, Romans 12:14, Romans 12:16, Romans 12:18, Romans 12:20–21, Romans 13:1–2, Romans 13:3, Romans 13:4, Romans 13:5, Romans 13:6, Romans 13:8, Romans 13:8–10, Romans 13:11, Romans 13:12–13, Romans 14:1, Romans 14:1–15.7, Romans 14:2, Romans 14:3–4, Romans 14:5, Romans 14:7, Romans 14:9, Romans 14:10, Romans 14:11, Romans 14:13, Romans 14:14, Romans 14:15, Romans 14:20, Romans 14:21, Romans 14:22, Romans 14:23, Romans 15:1–4, Romans 15:2, Romans 15:3, Romans 15:4, Romans 15:5–6, Romans 15:7, Romans 15:8–9, Romans 15:9–12, Romans 15:14, Romans 15:14–16.27, Romans 15:15–16, Romans 15:16, Romans 15:19, Romans 15:24, Romans 15:25–28, Romans 15:26, Romans 15:27, Romans 15:31, Romans 15:33, Romans 16:1, Romans 16:1–16, Romans 16:2, Romans 16:3, Romans 16:3–16, Romans 16:5, Romans 16:7, Romans 16:10, Romans 16:13, Romans 16:16, Romans 16:17, Romans 16:20, Romans 16:21, Romans 16:22, Romans 16:23, Romans 16:25, Romans 16:25–27, Romans 16:26</w:t>
       </w:r>
       <w:r>
         <w:rPr>

--- a/eng/docx/45.content.docx
+++ b/eng/docx/45.content.docx
@@ -19,7 +19,7 @@
         <w:rPr>
           <w:lang w:val="en_US" w:bidi="en_US"/>
         </w:rPr>
-        <w:t>Resource: Study Notes (Tyndale)</w:t>
+        <w:t>Resource: Tyndale Open Study Notes</w:t>
       </w:r>
       <w:r>
         <w:rPr>
@@ -112,7 +112,7 @@
         <w:rPr>
           <w:lang w:val="en_US" w:bidi="en_US"/>
         </w:rPr>
-        <w:t>Study Notes (Tyndale)</w:t>
+        <w:t>Tyndale Open Study Notes</w:t>
       </w:r>
     </w:p>
     <w:p>

--- a/eng/docx/45.content.docx
+++ b/eng/docx/45.content.docx
@@ -24742,7 +24742,7 @@
         <w:rPr>
           <w:lang w:val="en_US" w:bidi="en_US"/>
         </w:rPr>
-        <w:t xml:space="preserve">The reason to avoid punishment relates to </w:t>
+        <w:t xml:space="preserve">These two reasons for submission summarize </w:t>
       </w:r>
       <w:hyperlink r:id="rId466">
         <w:r>
@@ -24753,6 +24753,37 @@
             <w:color w:val="0000EE"/>
             <w:u w:val="single"/>
           </w:rPr>
+          <w:t>13:1–4</w:t>
+        </w:r>
+      </w:hyperlink>
+      <w:r>
+        <w:rPr>
+          <w:lang w:val="en_US" w:bidi="en_US"/>
+        </w:rPr>
+        <w:t xml:space="preserve">. in reverse order. The reason to </w:t>
+      </w:r>
+      <w:r>
+        <w:rPr>
+          <w:i/>
+          <w:lang w:val="en_US" w:bidi="en_US"/>
+        </w:rPr>
+        <w:t>avoid punishment</w:t>
+      </w:r>
+      <w:r>
+        <w:rPr>
+          <w:lang w:val="en_US" w:bidi="en_US"/>
+        </w:rPr>
+        <w:t xml:space="preserve"> connects to </w:t>
+      </w:r>
+      <w:hyperlink r:id="rId467">
+        <w:r>
+          <w:rPr>
+            <w:lang w:val="en_US" w:bidi="en_US"/>
+          </w:rPr>
+          <w:rPr>
+            <w:color w:val="0000EE"/>
+            <w:u w:val="single"/>
+          </w:rPr>
           <w:t>13:3–4</w:t>
         </w:r>
       </w:hyperlink>
@@ -24760,9 +24791,22 @@
         <w:rPr>
           <w:lang w:val="en_US" w:bidi="en_US"/>
         </w:rPr>
-        <w:t xml:space="preserve">. The reason to keep a clear conscience relates to </w:t>
-      </w:r>
-      <w:hyperlink r:id="rId467">
+        <w:t xml:space="preserve">. The </w:t>
+      </w:r>
+      <w:r>
+        <w:rPr>
+          <w:i/>
+          <w:lang w:val="en_US" w:bidi="en_US"/>
+        </w:rPr>
+        <w:t>matter of conscience</w:t>
+      </w:r>
+      <w:r>
+        <w:rPr>
+          <w:lang w:val="en_US" w:bidi="en_US"/>
+        </w:rPr>
+        <w:t xml:space="preserve"> connects to </w:t>
+      </w:r>
+      <w:hyperlink r:id="rId468">
         <w:r>
           <w:rPr>
             <w:lang w:val="en_US" w:bidi="en_US"/>
@@ -24879,7 +24923,7 @@
         </w:rPr>
         <w:t>: Jesus spoke about paying taxes in his well-known teaching on the disciples’ relationship to government (</w:t>
       </w:r>
-      <w:hyperlink r:id="rId468">
+      <w:hyperlink r:id="rId469">
         <w:r>
           <w:rPr>
             <w:lang w:val="en_US" w:bidi="en_US"/>
@@ -24980,7 +25024,7 @@
         </w:rPr>
         <w:t xml:space="preserve"> and </w:t>
       </w:r>
-      <w:hyperlink r:id="rId469">
+      <w:hyperlink r:id="rId470">
         <w:r>
           <w:rPr>
             <w:lang w:val="en_US" w:bidi="en_US"/>
@@ -25010,7 +25054,7 @@
         </w:rPr>
         <w:t>” (</w:t>
       </w:r>
-      <w:hyperlink r:id="rId470">
+      <w:hyperlink r:id="rId471">
         <w:r>
           <w:rPr>
             <w:lang w:val="en_US" w:bidi="en_US"/>
@@ -25053,7 +25097,7 @@
         </w:rPr>
         <w:t xml:space="preserve">: Debt is not wrong, but Christians should avoid it. If a Christian does incur debt, it should be repaid promptly. This allows the believer to remain free to serve others in love (see </w:t>
       </w:r>
-      <w:hyperlink r:id="rId471">
+      <w:hyperlink r:id="rId472">
         <w:r>
           <w:rPr>
             <w:lang w:val="en_US" w:bidi="en_US"/>
@@ -25096,7 +25140,7 @@
         </w:rPr>
         <w:t>: Christians are called to love all people they encounter (</w:t>
       </w:r>
-      <w:hyperlink r:id="rId472">
+      <w:hyperlink r:id="rId473">
         <w:r>
           <w:rPr>
             <w:lang w:val="en_US" w:bidi="en_US"/>
@@ -25114,7 +25158,7 @@
         </w:rPr>
         <w:t xml:space="preserve">; </w:t>
       </w:r>
-      <w:hyperlink r:id="rId473">
+      <w:hyperlink r:id="rId474">
         <w:r>
           <w:rPr>
             <w:lang w:val="en_US" w:bidi="en_US"/>
@@ -25157,7 +25201,7 @@
         </w:rPr>
         <w:t xml:space="preserve">: This teaching closely follows the teaching of Jesus in </w:t>
       </w:r>
-      <w:hyperlink r:id="rId474">
+      <w:hyperlink r:id="rId475">
         <w:r>
           <w:rPr>
             <w:lang w:val="en_US" w:bidi="en_US"/>
@@ -25271,7 +25315,7 @@
         </w:rPr>
         <w:t xml:space="preserve">The New Testament often speaks of salvation as the final victory over sin and death that those who believe in Jesus will experience when Jesus returns in glory (see </w:t>
       </w:r>
-      <w:hyperlink r:id="rId475">
+      <w:hyperlink r:id="rId476">
         <w:r>
           <w:rPr>
             <w:lang w:val="en_US" w:bidi="en_US"/>
@@ -25388,7 +25432,7 @@
         </w:rPr>
         <w:t xml:space="preserve">LORD. This is the time when God brings his plan to its completion (see </w:t>
       </w:r>
-      <w:hyperlink r:id="rId476">
+      <w:hyperlink r:id="rId477">
         <w:r>
           <w:rPr>
             <w:lang w:val="en_US" w:bidi="en_US"/>
@@ -25406,7 +25450,7 @@
         </w:rPr>
         <w:t xml:space="preserve">; </w:t>
       </w:r>
-      <w:hyperlink r:id="rId477">
+      <w:hyperlink r:id="rId478">
         <w:r>
           <w:rPr>
             <w:lang w:val="en_US" w:bidi="en_US"/>
@@ -25424,7 +25468,7 @@
         </w:rPr>
         <w:t xml:space="preserve">; </w:t>
       </w:r>
-      <w:hyperlink r:id="rId478">
+      <w:hyperlink r:id="rId479">
         <w:r>
           <w:rPr>
             <w:lang w:val="en_US" w:bidi="en_US"/>
@@ -25442,7 +25486,7 @@
         </w:rPr>
         <w:t xml:space="preserve">; </w:t>
       </w:r>
-      <w:hyperlink r:id="rId479">
+      <w:hyperlink r:id="rId480">
         <w:r>
           <w:rPr>
             <w:lang w:val="en_US" w:bidi="en_US"/>
@@ -25460,7 +25504,7 @@
         </w:rPr>
         <w:t xml:space="preserve">; </w:t>
       </w:r>
-      <w:hyperlink r:id="rId480">
+      <w:hyperlink r:id="rId481">
         <w:r>
           <w:rPr>
             <w:lang w:val="en_US" w:bidi="en_US"/>
@@ -25672,7 +25716,7 @@
         </w:rPr>
         <w:t xml:space="preserve">Paul addresses a specific issue causing conflict in the church at Rome. The church encountered a dispute between those weak in faith and those strong in faith about certain practices (see </w:t>
       </w:r>
-      <w:hyperlink r:id="rId481">
+      <w:hyperlink r:id="rId482">
         <w:r>
           <w:rPr>
             <w:lang w:val="en_US" w:bidi="en_US"/>
@@ -25766,7 +25810,7 @@
         </w:rPr>
         <w:t>These Jewish Christians were following an example found in the book of Daniel. Daniel and his friends refused the rich food and wine offered by the king of Babylon (</w:t>
       </w:r>
-      <w:hyperlink r:id="rId482">
+      <w:hyperlink r:id="rId483">
         <w:r>
           <w:rPr>
             <w:lang w:val="en_US" w:bidi="en_US"/>
@@ -25896,7 +25940,7 @@
         </w:rPr>
         <w:t>: Both "the weak" and "the strong" are true Christians. God has welcomed them into his family. For this reason, they have no right to treat one another as if they do not belong (</w:t>
       </w:r>
-      <w:hyperlink r:id="rId483">
+      <w:hyperlink r:id="rId484">
         <w:r>
           <w:rPr>
             <w:lang w:val="en_US" w:bidi="en_US"/>
@@ -25993,6 +26037,84 @@
         </w:rPr>
         <w:t xml:space="preserve"> The reference is probably to Jewish festival days and to the Sabbath (compare </w:t>
       </w:r>
+      <w:hyperlink r:id="rId485">
+        <w:r>
+          <w:rPr>
+            <w:lang w:val="en_US" w:bidi="en_US"/>
+          </w:rPr>
+          <w:rPr>
+            <w:color w:val="0000EE"/>
+            <w:u w:val="single"/>
+          </w:rPr>
+          <w:t>Colossians 2:16</w:t>
+        </w:r>
+      </w:hyperlink>
+      <w:r>
+        <w:rPr>
+          <w:lang w:val="en_US" w:bidi="en_US"/>
+        </w:rPr>
+        <w:t>). Because Christ has provided salvation, Christians are no longer required to observe the Sabbath in its original form.</w:t>
+      </w:r>
+      <w:r>
+        <w:rPr>
+          <w:lang w:val="en_US" w:bidi="en_US"/>
+        </w:rPr>
+      </w:r>
+      <w:r>
+        <w:rPr>
+          <w:lang w:val="en_US" w:bidi="en_US"/>
+        </w:rPr>
+      </w:r>
+    </w:p>
+    <w:p>
+      <w:pPr/>
+      <w:r>
+        <w:rPr>
+          <w:lang w:val="en_US" w:bidi="en_US"/>
+        </w:rPr>
+      </w:r>
+    </w:p>
+    <w:p>
+      <w:pPr>
+        <w:pStyle w:val="Heading2"/>
+      </w:pPr>
+      <w:r>
+        <w:rPr>
+          <w:lang w:val="en_US" w:bidi="en_US"/>
+        </w:rPr>
+        <w:t>Romans 14:7</w:t>
+      </w:r>
+      <w:r>
+        <w:rPr>
+          <w:lang w:val="en_US" w:bidi="en_US"/>
+        </w:rPr>
+      </w:r>
+    </w:p>
+    <w:p>
+      <w:pPr/>
+      <w:r>
+        <w:rPr>
+          <w:lang w:val="en_US" w:bidi="en_US"/>
+        </w:rPr>
+      </w:r>
+      <w:r>
+        <w:rPr>
+          <w:lang w:val="en_US" w:bidi="en_US"/>
+        </w:rPr>
+        <w:t>As servants of the Lord, Christians should seek guidance from God and seek to honor him in all things (</w:t>
+      </w:r>
+      <w:hyperlink r:id="rId486">
+        <w:r>
+          <w:rPr>
+            <w:lang w:val="en_US" w:bidi="en_US"/>
+          </w:rPr>
+          <w:rPr>
+            <w:color w:val="0000EE"/>
+            <w:u w:val="single"/>
+          </w:rPr>
+          <w:t>1</w:t>
+        </w:r>
+      </w:hyperlink>
       <w:hyperlink r:id="rId484">
         <w:r>
           <w:rPr>
@@ -26002,88 +26124,10 @@
             <w:color w:val="0000EE"/>
             <w:u w:val="single"/>
           </w:rPr>
-          <w:t>Colossians 2:16</w:t>
-        </w:r>
-      </w:hyperlink>
-      <w:r>
-        <w:rPr>
-          <w:lang w:val="en_US" w:bidi="en_US"/>
-        </w:rPr>
-        <w:t>). Because Christ has provided salvation, Christians are no longer required to observe the Sabbath in its original form.</w:t>
-      </w:r>
-      <w:r>
-        <w:rPr>
-          <w:lang w:val="en_US" w:bidi="en_US"/>
-        </w:rPr>
-      </w:r>
-      <w:r>
-        <w:rPr>
-          <w:lang w:val="en_US" w:bidi="en_US"/>
-        </w:rPr>
-      </w:r>
-    </w:p>
-    <w:p>
-      <w:pPr/>
-      <w:r>
-        <w:rPr>
-          <w:lang w:val="en_US" w:bidi="en_US"/>
-        </w:rPr>
-      </w:r>
-    </w:p>
-    <w:p>
-      <w:pPr>
-        <w:pStyle w:val="Heading2"/>
-      </w:pPr>
-      <w:r>
-        <w:rPr>
-          <w:lang w:val="en_US" w:bidi="en_US"/>
-        </w:rPr>
-        <w:t>Romans 14:7</w:t>
-      </w:r>
-      <w:r>
-        <w:rPr>
-          <w:lang w:val="en_US" w:bidi="en_US"/>
-        </w:rPr>
-      </w:r>
-    </w:p>
-    <w:p>
-      <w:pPr/>
-      <w:r>
-        <w:rPr>
-          <w:lang w:val="en_US" w:bidi="en_US"/>
-        </w:rPr>
-      </w:r>
-      <w:r>
-        <w:rPr>
-          <w:lang w:val="en_US" w:bidi="en_US"/>
-        </w:rPr>
-        <w:t>As servants of the Lord, Christians should seek guidance from God and seek to honor him in all things (</w:t>
-      </w:r>
-      <w:hyperlink r:id="rId485">
-        <w:r>
-          <w:rPr>
-            <w:lang w:val="en_US" w:bidi="en_US"/>
-          </w:rPr>
-          <w:rPr>
-            <w:color w:val="0000EE"/>
-            <w:u w:val="single"/>
-          </w:rPr>
-          <w:t>1</w:t>
-        </w:r>
-      </w:hyperlink>
-      <w:hyperlink r:id="rId483">
-        <w:r>
-          <w:rPr>
-            <w:lang w:val="en_US" w:bidi="en_US"/>
-          </w:rPr>
-          <w:rPr>
-            <w:color w:val="0000EE"/>
-            <w:u w:val="single"/>
-          </w:rPr>
           <w:t>4:4,</w:t>
         </w:r>
       </w:hyperlink>
-      <w:hyperlink r:id="rId485">
+      <w:hyperlink r:id="rId486">
         <w:r>
           <w:rPr>
             <w:lang w:val="en_US" w:bidi="en_US"/>
@@ -26153,7 +26197,7 @@
         </w:rPr>
         <w:t xml:space="preserve">Paul refers to standard early Christian teaching on the significance of the death and resurrection of Jesus (for example, </w:t>
       </w:r>
-      <w:hyperlink r:id="rId486">
+      <w:hyperlink r:id="rId487">
         <w:r>
           <w:rPr>
             <w:lang w:val="en_US" w:bidi="en_US"/>
@@ -26257,7 +26301,7 @@
         </w:rPr>
         <w:t xml:space="preserve"> Paul reminds the Roman Christians that it is the Lord, not other Christians, who will ultimately judge all of us (compare </w:t>
       </w:r>
-      <w:hyperlink r:id="rId487">
+      <w:hyperlink r:id="rId488">
         <w:r>
           <w:rPr>
             <w:lang w:val="en_US" w:bidi="en_US"/>
@@ -26323,7 +26367,7 @@
         </w:rPr>
         <w:t xml:space="preserve">This quotation is from </w:t>
       </w:r>
-      <w:hyperlink r:id="rId488">
+      <w:hyperlink r:id="rId489">
         <w:r>
           <w:rPr>
             <w:lang w:val="en_US" w:bidi="en_US"/>
@@ -26341,7 +26385,7 @@
         </w:rPr>
         <w:t xml:space="preserve">; </w:t>
       </w:r>
-      <w:hyperlink r:id="rId489">
+      <w:hyperlink r:id="rId490">
         <w:r>
           <w:rPr>
             <w:lang w:val="en_US" w:bidi="en_US"/>
@@ -26359,7 +26403,7 @@
         </w:rPr>
         <w:t xml:space="preserve">. In its original context, </w:t>
       </w:r>
-      <w:hyperlink r:id="rId489">
+      <w:hyperlink r:id="rId490">
         <w:r>
           <w:rPr>
             <w:lang w:val="en_US" w:bidi="en_US"/>
@@ -26377,7 +26421,7 @@
         </w:rPr>
         <w:t>appears among strong statements about God’s sovereignty (</w:t>
       </w:r>
-      <w:hyperlink r:id="rId490">
+      <w:hyperlink r:id="rId491">
         <w:r>
           <w:rPr>
             <w:lang w:val="en_US" w:bidi="en_US"/>
@@ -26395,7 +26439,7 @@
         </w:rPr>
         <w:t xml:space="preserve">, </w:t>
       </w:r>
-      <w:hyperlink r:id="rId491">
+      <w:hyperlink r:id="rId492">
         <w:r>
           <w:rPr>
             <w:lang w:val="en_US" w:bidi="en_US"/>
@@ -26426,7 +26470,7 @@
         </w:rPr>
         <w:t xml:space="preserve"> means having the highest authority and complete power. When God is described as sovereign, it means that God rules over all things. Because God alone is sovereign, only he has the right to judge. For this reason, believers should not judge one another (</w:t>
       </w:r>
-      <w:hyperlink r:id="rId492">
+      <w:hyperlink r:id="rId493">
         <w:r>
           <w:rPr>
             <w:lang w:val="en_US" w:bidi="en_US"/>
@@ -26444,7 +26488,7 @@
         </w:rPr>
         <w:t xml:space="preserve">, </w:t>
       </w:r>
-      <w:hyperlink r:id="rId493">
+      <w:hyperlink r:id="rId494">
         <w:r>
           <w:rPr>
             <w:lang w:val="en_US" w:bidi="en_US"/>
@@ -26514,7 +26558,7 @@
         </w:rPr>
         <w:t xml:space="preserve">This verse serves as a bridge between two sections. The call to stop judging one another summarizes </w:t>
       </w:r>
-      <w:hyperlink r:id="rId494">
+      <w:hyperlink r:id="rId495">
         <w:r>
           <w:rPr>
             <w:lang w:val="en_US" w:bidi="en_US"/>
@@ -26532,7 +26576,7 @@
         </w:rPr>
         <w:t xml:space="preserve">. The warning about causing another believer to stumble becomes the main focus of </w:t>
       </w:r>
-      <w:hyperlink r:id="rId495">
+      <w:hyperlink r:id="rId496">
         <w:r>
           <w:rPr>
             <w:lang w:val="en_US" w:bidi="en_US"/>
@@ -26575,7 +26619,7 @@
         </w:rPr>
         <w:t xml:space="preserve">: This phrase originally described objects that could trip someone while walking, or traps into which a person might fall. In the New Testament, it is often used in a figurative way. It refers to behavior that may cause spiritual harm to another person (see </w:t>
       </w:r>
-      <w:hyperlink r:id="rId496">
+      <w:hyperlink r:id="rId497">
         <w:r>
           <w:rPr>
             <w:lang w:val="en_US" w:bidi="en_US"/>
@@ -26593,7 +26637,7 @@
         </w:rPr>
         <w:t xml:space="preserve">, </w:t>
       </w:r>
-      <w:hyperlink r:id="rId497">
+      <w:hyperlink r:id="rId498">
         <w:r>
           <w:rPr>
             <w:lang w:val="en_US" w:bidi="en_US"/>
@@ -26611,7 +26655,7 @@
         </w:rPr>
         <w:t xml:space="preserve">; </w:t>
       </w:r>
-      <w:hyperlink r:id="rId498">
+      <w:hyperlink r:id="rId499">
         <w:r>
           <w:rPr>
             <w:lang w:val="en_US" w:bidi="en_US"/>
@@ -26629,7 +26673,7 @@
         </w:rPr>
         <w:t xml:space="preserve">; compare </w:t>
       </w:r>
-      <w:hyperlink r:id="rId499">
+      <w:hyperlink r:id="rId500">
         <w:r>
           <w:rPr>
             <w:lang w:val="en_US" w:bidi="en_US"/>
@@ -26647,7 +26691,7 @@
         </w:rPr>
         <w:t xml:space="preserve">; </w:t>
       </w:r>
-      <w:hyperlink r:id="rId500">
+      <w:hyperlink r:id="rId501">
         <w:r>
           <w:rPr>
             <w:lang w:val="en_US" w:bidi="en_US"/>
@@ -26665,7 +26709,7 @@
         </w:rPr>
         <w:t xml:space="preserve">; </w:t>
       </w:r>
-      <w:hyperlink r:id="rId501">
+      <w:hyperlink r:id="rId502">
         <w:r>
           <w:rPr>
             <w:lang w:val="en_US" w:bidi="en_US"/>
@@ -26683,7 +26727,7 @@
         </w:rPr>
         <w:t xml:space="preserve">; </w:t>
       </w:r>
-      <w:hyperlink r:id="rId502">
+      <w:hyperlink r:id="rId503">
         <w:r>
           <w:rPr>
             <w:lang w:val="en_US" w:bidi="en_US"/>
@@ -26818,7 +26862,7 @@
         </w:rPr>
         <w:t xml:space="preserve"> if it was not clean, meaning it was not kosher. Eating such food would make a person ritually impure (see </w:t>
       </w:r>
-      <w:hyperlink r:id="rId503">
+      <w:hyperlink r:id="rId504">
         <w:r>
           <w:rPr>
             <w:lang w:val="en_US" w:bidi="en_US"/>
@@ -26836,7 +26880,7 @@
         </w:rPr>
         <w:t xml:space="preserve">; compare </w:t>
       </w:r>
-      <w:hyperlink r:id="rId504">
+      <w:hyperlink r:id="rId505">
         <w:r>
           <w:rPr>
             <w:lang w:val="en_US" w:bidi="en_US"/>
@@ -26854,7 +26898,7 @@
         </w:rPr>
         <w:t xml:space="preserve">, </w:t>
       </w:r>
-      <w:hyperlink r:id="rId505">
+      <w:hyperlink r:id="rId506">
         <w:r>
           <w:rPr>
             <w:lang w:val="en_US" w:bidi="en_US"/>
@@ -26872,7 +26916,7 @@
         </w:rPr>
         <w:t xml:space="preserve">; </w:t>
       </w:r>
-      <w:hyperlink r:id="rId506">
+      <w:hyperlink r:id="rId507">
         <w:r>
           <w:rPr>
             <w:lang w:val="en_US" w:bidi="en_US"/>
@@ -26890,7 +26934,7 @@
         </w:rPr>
         <w:t>). Paul’s teaching is consistent with the instruction from Jesus that food does not make a person unclean (</w:t>
       </w:r>
-      <w:hyperlink r:id="rId507">
+      <w:hyperlink r:id="rId508">
         <w:r>
           <w:rPr>
             <w:lang w:val="en_US" w:bidi="en_US"/>
@@ -26933,7 +26977,7 @@
         </w:rPr>
         <w:t xml:space="preserve">: The teaching that no food is wrong to eat was difficult for devout Jews to accept. They had been raised to honor God by avoiding certain foods. Paul therefore urges believers who are strong in faith not to pressure others to act against their conscience (compare </w:t>
       </w:r>
-      <w:hyperlink r:id="rId508">
+      <w:hyperlink r:id="rId509">
         <w:r>
           <w:rPr>
             <w:lang w:val="en_US" w:bidi="en_US"/>
@@ -27025,7 +27069,7 @@
         </w:rPr>
         <w:t xml:space="preserve">) often used to describe eternal judgment (see </w:t>
       </w:r>
-      <w:hyperlink r:id="rId509">
+      <w:hyperlink r:id="rId510">
         <w:r>
           <w:rPr>
             <w:lang w:val="en_US" w:bidi="en_US"/>
@@ -27043,7 +27087,7 @@
         </w:rPr>
         <w:t xml:space="preserve">; </w:t>
       </w:r>
-      <w:hyperlink r:id="rId510">
+      <w:hyperlink r:id="rId511">
         <w:r>
           <w:rPr>
             <w:lang w:val="en_US" w:bidi="en_US"/>
@@ -27061,7 +27105,7 @@
         </w:rPr>
         <w:t xml:space="preserve">; </w:t>
       </w:r>
-      <w:hyperlink r:id="rId511">
+      <w:hyperlink r:id="rId512">
         <w:r>
           <w:rPr>
             <w:lang w:val="en_US" w:bidi="en_US"/>
@@ -27079,7 +27123,7 @@
         </w:rPr>
         <w:t xml:space="preserve">; </w:t>
       </w:r>
-      <w:hyperlink r:id="rId512">
+      <w:hyperlink r:id="rId513">
         <w:r>
           <w:rPr>
             <w:lang w:val="en_US" w:bidi="en_US"/>
@@ -27097,7 +27141,7 @@
         </w:rPr>
         <w:t xml:space="preserve">; </w:t>
       </w:r>
-      <w:hyperlink r:id="rId513">
+      <w:hyperlink r:id="rId514">
         <w:r>
           <w:rPr>
             <w:lang w:val="en_US" w:bidi="en_US"/>
@@ -27115,7 +27159,7 @@
         </w:rPr>
         <w:t xml:space="preserve">; </w:t>
       </w:r>
-      <w:hyperlink r:id="rId514">
+      <w:hyperlink r:id="rId515">
         <w:r>
           <w:rPr>
             <w:lang w:val="en_US" w:bidi="en_US"/>
@@ -27133,7 +27177,7 @@
         </w:rPr>
         <w:t xml:space="preserve">; </w:t>
       </w:r>
-      <w:hyperlink r:id="rId515">
+      <w:hyperlink r:id="rId516">
         <w:r>
           <w:rPr>
             <w:lang w:val="en_US" w:bidi="en_US"/>
@@ -27151,7 +27195,7 @@
         </w:rPr>
         <w:t xml:space="preserve">, </w:t>
       </w:r>
-      <w:hyperlink r:id="rId516">
+      <w:hyperlink r:id="rId517">
         <w:r>
           <w:rPr>
             <w:lang w:val="en_US" w:bidi="en_US"/>
@@ -27169,7 +27213,7 @@
         </w:rPr>
         <w:t xml:space="preserve">; </w:t>
       </w:r>
-      <w:hyperlink r:id="rId517">
+      <w:hyperlink r:id="rId518">
         <w:r>
           <w:rPr>
             <w:lang w:val="en_US" w:bidi="en_US"/>
@@ -27187,7 +27231,7 @@
         </w:rPr>
         <w:t xml:space="preserve">; </w:t>
       </w:r>
-      <w:hyperlink r:id="rId518">
+      <w:hyperlink r:id="rId519">
         <w:r>
           <w:rPr>
             <w:lang w:val="en_US" w:bidi="en_US"/>
@@ -27205,7 +27249,7 @@
         </w:rPr>
         <w:t xml:space="preserve">; </w:t>
       </w:r>
-      <w:hyperlink r:id="rId519">
+      <w:hyperlink r:id="rId520">
         <w:r>
           <w:rPr>
             <w:lang w:val="en_US" w:bidi="en_US"/>
@@ -27283,7 +27327,7 @@
           <w:t xml:space="preserve">14:15, </w:t>
         </w:r>
       </w:hyperlink>
-      <w:hyperlink r:id="rId520">
+      <w:hyperlink r:id="rId521">
         <w:r>
           <w:rPr>
             <w:lang w:val="en_US" w:bidi="en_US"/>
@@ -27356,7 +27400,7 @@
         </w:rPr>
         <w:t xml:space="preserve">: Some Jews chose not to drink wine to avoid appearing ritually unclean. Wine was often used in pagan religious ceremonies, which could make its use seem improper (see </w:t>
       </w:r>
-      <w:hyperlink r:id="rId482">
+      <w:hyperlink r:id="rId483">
         <w:r>
           <w:rPr>
             <w:lang w:val="en_US" w:bidi="en_US"/>
@@ -27603,7 +27647,7 @@
         </w:rPr>
         <w:t xml:space="preserve">: This idea is similar to </w:t>
       </w:r>
-      <w:hyperlink r:id="rId521">
+      <w:hyperlink r:id="rId522">
         <w:r>
           <w:rPr>
             <w:lang w:val="en_US" w:bidi="en_US"/>
@@ -27621,7 +27665,7 @@
         </w:rPr>
         <w:t xml:space="preserve">. Paul did not want the strong merely to tolerate those who were weak in faith. Instead, the strong were to help them actively and with care, so the weak could live out their Christian faith with integrity (see also </w:t>
       </w:r>
-      <w:hyperlink r:id="rId522">
+      <w:hyperlink r:id="rId523">
         <w:r>
           <w:rPr>
             <w:lang w:val="en_US" w:bidi="en_US"/>
@@ -27694,7 +27738,7 @@
         </w:rPr>
         <w:t xml:space="preserve">: See </w:t>
       </w:r>
-      <w:hyperlink r:id="rId523">
+      <w:hyperlink r:id="rId524">
         <w:r>
           <w:rPr>
             <w:lang w:val="en_US" w:bidi="en_US"/>
@@ -27712,7 +27756,7 @@
         </w:rPr>
         <w:t xml:space="preserve">, quoted in </w:t>
       </w:r>
-      <w:hyperlink r:id="rId524">
+      <w:hyperlink r:id="rId525">
         <w:r>
           <w:rPr>
             <w:lang w:val="en_US" w:bidi="en_US"/>
@@ -27782,7 +27826,7 @@
         </w:rPr>
         <w:t xml:space="preserve">This quotation is from </w:t>
       </w:r>
-      <w:hyperlink r:id="rId525">
+      <w:hyperlink r:id="rId526">
         <w:r>
           <w:rPr>
             <w:lang w:val="en_US" w:bidi="en_US"/>
@@ -27818,7 +27862,7 @@
         </w:rPr>
         <w:t xml:space="preserve">Several passages in the New Testament use </w:t>
       </w:r>
-      <w:hyperlink r:id="rId526">
+      <w:hyperlink r:id="rId527">
         <w:r>
           <w:rPr>
             <w:lang w:val="en_US" w:bidi="en_US"/>
@@ -27836,7 +27880,7 @@
         </w:rPr>
         <w:t xml:space="preserve"> to describe the suffering of Jesus (</w:t>
       </w:r>
-      <w:hyperlink r:id="rId527">
+      <w:hyperlink r:id="rId528">
         <w:r>
           <w:rPr>
             <w:lang w:val="en_US" w:bidi="en_US"/>
@@ -27854,7 +27898,7 @@
         </w:rPr>
         <w:t xml:space="preserve">; </w:t>
       </w:r>
-      <w:hyperlink r:id="rId528">
+      <w:hyperlink r:id="rId529">
         <w:r>
           <w:rPr>
             <w:lang w:val="en_US" w:bidi="en_US"/>
@@ -27872,7 +27916,7 @@
         </w:rPr>
         <w:t xml:space="preserve">; </w:t>
       </w:r>
-      <w:hyperlink r:id="rId529">
+      <w:hyperlink r:id="rId530">
         <w:r>
           <w:rPr>
             <w:lang w:val="en_US" w:bidi="en_US"/>
@@ -27890,7 +27934,7 @@
         </w:rPr>
         <w:t xml:space="preserve">; </w:t>
       </w:r>
-      <w:hyperlink r:id="rId530">
+      <w:hyperlink r:id="rId531">
         <w:r>
           <w:rPr>
             <w:lang w:val="en_US" w:bidi="en_US"/>
@@ -27908,7 +27952,7 @@
         </w:rPr>
         <w:t xml:space="preserve">; </w:t>
       </w:r>
-      <w:hyperlink r:id="rId531">
+      <w:hyperlink r:id="rId532">
         <w:r>
           <w:rPr>
             <w:lang w:val="en_US" w:bidi="en_US"/>
@@ -28054,7 +28098,7 @@
         </w:rPr>
         <w:t xml:space="preserve">). A shared way of thinking is essential for unity among Christians (see </w:t>
       </w:r>
-      <w:hyperlink r:id="rId532">
+      <w:hyperlink r:id="rId533">
         <w:r>
           <w:rPr>
             <w:lang w:val="en_US" w:bidi="en_US"/>
@@ -28072,7 +28116,7 @@
         </w:rPr>
         <w:t xml:space="preserve">, </w:t>
       </w:r>
-      <w:hyperlink r:id="rId533">
+      <w:hyperlink r:id="rId534">
         <w:r>
           <w:rPr>
             <w:lang w:val="en_US" w:bidi="en_US"/>
@@ -28090,7 +28134,7 @@
         </w:rPr>
         <w:t xml:space="preserve">; </w:t>
       </w:r>
-      <w:hyperlink r:id="rId534">
+      <w:hyperlink r:id="rId535">
         <w:r>
           <w:rPr>
             <w:lang w:val="en_US" w:bidi="en_US"/>
@@ -28175,7 +28219,7 @@
         </w:rPr>
         <w:t>). Christ has done that very thing for us (</w:t>
       </w:r>
-      <w:hyperlink r:id="rId535">
+      <w:hyperlink r:id="rId536">
         <w:r>
           <w:rPr>
             <w:lang w:val="en_US" w:bidi="en_US"/>
@@ -28259,7 +28303,7 @@
         </w:rPr>
         <w:t>). The issue of Jewish and Gentile relationships was central to the disagreement in the Roman church (</w:t>
       </w:r>
-      <w:hyperlink r:id="rId536">
+      <w:hyperlink r:id="rId537">
         <w:r>
           <w:rPr>
             <w:lang w:val="en_US" w:bidi="en_US"/>
@@ -28399,7 +28443,7 @@
         </w:rPr>
         <w:t xml:space="preserve">Paul praises the Roman Christians, as he had in the beginning of the letter (see </w:t>
       </w:r>
-      <w:hyperlink r:id="rId537">
+      <w:hyperlink r:id="rId538">
         <w:r>
           <w:rPr>
             <w:lang w:val="en_US" w:bidi="en_US"/>
@@ -28483,7 +28527,7 @@
         </w:rPr>
         <w:t>a discussion of travel plans (</w:t>
       </w:r>
-      <w:hyperlink r:id="rId538">
+      <w:hyperlink r:id="rId539">
         <w:r>
           <w:rPr>
             <w:lang w:val="en_US" w:bidi="en_US"/>
@@ -28519,7 +28563,7 @@
         </w:rPr>
         <w:t>requests for prayer (</w:t>
       </w:r>
-      <w:hyperlink r:id="rId539">
+      <w:hyperlink r:id="rId540">
         <w:r>
           <w:rPr>
             <w:lang w:val="en_US" w:bidi="en_US"/>
@@ -28555,7 +28599,7 @@
         </w:rPr>
         <w:t>references to ministry partners (</w:t>
       </w:r>
-      <w:hyperlink r:id="rId540">
+      <w:hyperlink r:id="rId541">
         <w:r>
           <w:rPr>
             <w:lang w:val="en_US" w:bidi="en_US"/>
@@ -28609,7 +28653,7 @@
         </w:rPr>
         <w:t>greetings (</w:t>
       </w:r>
-      <w:hyperlink r:id="rId541">
+      <w:hyperlink r:id="rId542">
         <w:r>
           <w:rPr>
             <w:lang w:val="en_US" w:bidi="en_US"/>
@@ -28645,7 +28689,7 @@
         </w:rPr>
         <w:t>a short hymn of praise (</w:t>
       </w:r>
-      <w:hyperlink r:id="rId542">
+      <w:hyperlink r:id="rId543">
         <w:r>
           <w:rPr>
             <w:lang w:val="en_US" w:bidi="en_US"/>
@@ -28677,7 +28721,7 @@
         </w:rPr>
         <w:t>Only the warning about false teachers is a non-standard feature in this conclusion (</w:t>
       </w:r>
-      <w:hyperlink r:id="rId543">
+      <w:hyperlink r:id="rId544">
         <w:r>
           <w:rPr>
             <w:lang w:val="en_US" w:bidi="en_US"/>
@@ -28750,7 +28794,7 @@
         </w:rPr>
         <w:t xml:space="preserve">: Paul emphasized that his role as apostle and teacher was because God had chosen him to lead in the formation of the Christian church (see also </w:t>
       </w:r>
-      <w:hyperlink r:id="rId544">
+      <w:hyperlink r:id="rId545">
         <w:r>
           <w:rPr>
             <w:lang w:val="en_US" w:bidi="en_US"/>
@@ -28786,7 +28830,7 @@
         </w:rPr>
         <w:t xml:space="preserve">; </w:t>
       </w:r>
-      <w:hyperlink r:id="rId545">
+      <w:hyperlink r:id="rId546">
         <w:r>
           <w:rPr>
             <w:lang w:val="en_US" w:bidi="en_US"/>
@@ -28804,7 +28848,7 @@
         </w:rPr>
         <w:t xml:space="preserve">; </w:t>
       </w:r>
-      <w:hyperlink r:id="rId546">
+      <w:hyperlink r:id="rId547">
         <w:r>
           <w:rPr>
             <w:lang w:val="en_US" w:bidi="en_US"/>
@@ -28822,7 +28866,7 @@
         </w:rPr>
         <w:t xml:space="preserve">; </w:t>
       </w:r>
-      <w:hyperlink r:id="rId547">
+      <w:hyperlink r:id="rId548">
         <w:r>
           <w:rPr>
             <w:lang w:val="en_US" w:bidi="en_US"/>
@@ -28840,7 +28884,7 @@
         </w:rPr>
         <w:t xml:space="preserve">, </w:t>
       </w:r>
-      <w:hyperlink r:id="rId548">
+      <w:hyperlink r:id="rId549">
         <w:r>
           <w:rPr>
             <w:lang w:val="en_US" w:bidi="en_US"/>
@@ -28858,7 +28902,7 @@
         </w:rPr>
         <w:t xml:space="preserve">, </w:t>
       </w:r>
-      <w:hyperlink r:id="rId549">
+      <w:hyperlink r:id="rId550">
         <w:r>
           <w:rPr>
             <w:lang w:val="en_US" w:bidi="en_US"/>
@@ -28973,7 +29017,7 @@
         </w:rPr>
         <w:t xml:space="preserve">: Paul emphasizes that the church in Rome included many Gentiles (see also </w:t>
       </w:r>
-      <w:hyperlink r:id="rId550">
+      <w:hyperlink r:id="rId551">
         <w:r>
           <w:rPr>
             <w:lang w:val="en_US" w:bidi="en_US"/>
@@ -29004,7 +29048,7 @@
         </w:rPr>
         <w:t xml:space="preserve">had become the majority (see </w:t>
       </w:r>
-      <w:hyperlink r:id="rId541">
+      <w:hyperlink r:id="rId542">
         <w:r>
           <w:rPr>
             <w:lang w:val="en_US" w:bidi="en_US"/>
@@ -29047,7 +29091,7 @@
         </w:rPr>
         <w:t xml:space="preserve">: Paul was fulfilling </w:t>
       </w:r>
-      <w:hyperlink r:id="rId551">
+      <w:hyperlink r:id="rId552">
         <w:r>
           <w:rPr>
             <w:lang w:val="en_US" w:bidi="en_US"/>
@@ -29227,7 +29271,7 @@
         </w:rPr>
         <w:t xml:space="preserve"> In Paul’s time, "Spain" referred to the whole Iberian Peninsula, which includes modern Spain and Portugal. The Romans had controlled parts of this region since 200 BC. However, it became an organized Roman province only during Paul’s lifetime. Paul viewed Spain, at the western edge of the Mediterranean world, as the final stage of his mission. Through this mission, he believed he was fulfilling </w:t>
       </w:r>
-      <w:hyperlink r:id="rId551">
+      <w:hyperlink r:id="rId552">
         <w:r>
           <w:rPr>
             <w:lang w:val="en_US" w:bidi="en_US"/>
@@ -29331,7 +29375,7 @@
         </w:rPr>
         <w:t xml:space="preserve"> During his third mission journey, Paul gathered donations from the Gentile churches. This was to help the Christians in Jerusalem and to unite the two groups of the first-century AD church (see also </w:t>
       </w:r>
-      <w:hyperlink r:id="rId552">
+      <w:hyperlink r:id="rId553">
         <w:r>
           <w:rPr>
             <w:lang w:val="en_US" w:bidi="en_US"/>
@@ -29349,7 +29393,7 @@
         </w:rPr>
         <w:t xml:space="preserve">; </w:t>
       </w:r>
-      <w:hyperlink r:id="rId553">
+      <w:hyperlink r:id="rId554">
         <w:r>
           <w:rPr>
             <w:lang w:val="en_US" w:bidi="en_US"/>
@@ -29419,7 +29463,7 @@
         </w:rPr>
         <w:t xml:space="preserve">Paul started churches in several major cities in Macedonia, including Philippi, Thessalonica, and Berea. In Achaia, Paul preached in Athens and started the church in Corinth (see </w:t>
       </w:r>
-      <w:hyperlink r:id="rId554">
+      <w:hyperlink r:id="rId555">
         <w:r>
           <w:rPr>
             <w:lang w:val="en_US" w:bidi="en_US"/>
@@ -29462,7 +29506,7 @@
         </w:rPr>
         <w:t xml:space="preserve">: Jewish Christians in Jerusalem were starving because of droughts in the area (see </w:t>
       </w:r>
-      <w:hyperlink r:id="rId555">
+      <w:hyperlink r:id="rId556">
         <w:r>
           <w:rPr>
             <w:lang w:val="en_US" w:bidi="en_US"/>
@@ -29535,7 +29579,7 @@
         </w:rPr>
         <w:t xml:space="preserve">: Gentile Christians owe their spiritual existence to God’s work among the Israelites (see </w:t>
       </w:r>
-      <w:hyperlink r:id="rId556">
+      <w:hyperlink r:id="rId557">
         <w:r>
           <w:rPr>
             <w:lang w:val="en_US" w:bidi="en_US"/>
@@ -29614,7 +29658,7 @@
         </w:rPr>
         <w:t xml:space="preserve"> See </w:t>
       </w:r>
-      <w:hyperlink r:id="rId557">
+      <w:hyperlink r:id="rId558">
         <w:r>
           <w:rPr>
             <w:lang w:val="en_US" w:bidi="en_US"/>
@@ -29693,7 +29737,7 @@
         </w:rPr>
         <w:t xml:space="preserve">. One very early manuscript places the doxology (a short hymn of praise, </w:t>
       </w:r>
-      <w:hyperlink r:id="rId542">
+      <w:hyperlink r:id="rId543">
         <w:r>
           <w:rPr>
             <w:lang w:val="en_US" w:bidi="en_US"/>
@@ -29711,7 +29755,7 @@
         </w:rPr>
         <w:t xml:space="preserve">) here. This has led some scholars to think that the original letter to the Romans included only </w:t>
       </w:r>
-      <w:hyperlink r:id="rId558">
+      <w:hyperlink r:id="rId559">
         <w:r>
           <w:rPr>
             <w:lang w:val="en_US" w:bidi="en_US"/>
@@ -29729,7 +29773,7 @@
         </w:rPr>
         <w:t xml:space="preserve">. However, few scholars now support this theory. The best early manuscripts place the doxology at the end of chapter </w:t>
       </w:r>
-      <w:hyperlink r:id="rId559">
+      <w:hyperlink r:id="rId560">
         <w:r>
           <w:rPr>
             <w:lang w:val="en_US" w:bidi="en_US"/>
@@ -29747,7 +29791,7 @@
         </w:rPr>
         <w:t xml:space="preserve">. Most likely, all of chapter </w:t>
       </w:r>
-      <w:hyperlink r:id="rId559">
+      <w:hyperlink r:id="rId560">
         <w:r>
           <w:rPr>
             <w:lang w:val="en_US" w:bidi="en_US"/>
@@ -29849,7 +29893,7 @@
         </w:rPr>
         <w:t xml:space="preserve"> means “servant.” It can refer in a general way to a believer who serves Christ. It can also refer more specifically to someone who holds the recognized role of deacon in a local church (see </w:t>
       </w:r>
-      <w:hyperlink r:id="rId560">
+      <w:hyperlink r:id="rId561">
         <w:r>
           <w:rPr>
             <w:lang w:val="en_US" w:bidi="en_US"/>
@@ -29867,7 +29911,7 @@
         </w:rPr>
         <w:t xml:space="preserve">; </w:t>
       </w:r>
-      <w:hyperlink r:id="rId561">
+      <w:hyperlink r:id="rId562">
         <w:r>
           <w:rPr>
             <w:lang w:val="en_US" w:bidi="en_US"/>
@@ -29885,7 +29929,7 @@
         </w:rPr>
         <w:t xml:space="preserve">; compare </w:t>
       </w:r>
-      <w:hyperlink r:id="rId562">
+      <w:hyperlink r:id="rId563">
         <w:r>
           <w:rPr>
             <w:lang w:val="en_US" w:bidi="en_US"/>
@@ -29921,7 +29965,7 @@
         </w:rPr>
         <w:t xml:space="preserve">Cenchrea was about eight kilometers (five miles) from Corinth and served as its port. Paul may have written this letter to the Romans while staying in Corinth during the winter, near the end of his third missionary journey (see </w:t>
       </w:r>
-      <w:hyperlink r:id="rId563">
+      <w:hyperlink r:id="rId564">
         <w:r>
           <w:rPr>
             <w:lang w:val="en_US" w:bidi="en_US"/>
@@ -30001,7 +30045,7 @@
         </w:rPr>
         <w:t xml:space="preserve">Paul had not yet visited Rome. This has led some people to wonder how he knew so many Christians there. One idea is that chapter </w:t>
       </w:r>
-      <w:hyperlink r:id="rId559">
+      <w:hyperlink r:id="rId560">
         <w:r>
           <w:rPr>
             <w:lang w:val="en_US" w:bidi="en_US"/>
@@ -30146,7 +30190,7 @@
         </w:rPr>
         <w:t xml:space="preserve">Priscilla and Aquila were Paul’s good friends. After leaving Rome around AD 49, they became his co-workers for an extended time in Corinth and Ephesus (see </w:t>
       </w:r>
-      <w:hyperlink r:id="rId564">
+      <w:hyperlink r:id="rId565">
         <w:r>
           <w:rPr>
             <w:lang w:val="en_US" w:bidi="en_US"/>
@@ -30212,7 +30256,7 @@
         </w:rPr>
         <w:t xml:space="preserve">Although Paul had not yet visited the Christian community in Rome, he built a relationship with these believers by greeting many of them by name. The names show that the Roman church was very diverse. Jews and Gentiles, enslaved people and free people, men and women all formed a new community in the church (see </w:t>
       </w:r>
-      <w:hyperlink r:id="rId565">
+      <w:hyperlink r:id="rId566">
         <w:r>
           <w:rPr>
             <w:lang w:val="en_US" w:bidi="en_US"/>
@@ -30362,7 +30406,7 @@
         </w:rPr>
         <w:t>: We do not know when this happened. The book of Acts reports that Paul was imprisoned overnight in Philippi (</w:t>
       </w:r>
-      <w:hyperlink r:id="rId566">
+      <w:hyperlink r:id="rId567">
         <w:r>
           <w:rPr>
             <w:lang w:val="en_US" w:bidi="en_US"/>
@@ -30380,7 +30424,7 @@
         </w:rPr>
         <w:t>). After Paul wrote Romans, he was imprisoned for two years in Caesarea and for two years in Rome (</w:t>
       </w:r>
-      <w:hyperlink r:id="rId567">
+      <w:hyperlink r:id="rId568">
         <w:r>
           <w:rPr>
             <w:lang w:val="en_US" w:bidi="en_US"/>
@@ -30398,7 +30442,7 @@
         </w:rPr>
         <w:t xml:space="preserve">; </w:t>
       </w:r>
-      <w:hyperlink r:id="rId568">
+      <w:hyperlink r:id="rId569">
         <w:r>
           <w:rPr>
             <w:lang w:val="en_US" w:bidi="en_US"/>
@@ -30416,7 +30460,7 @@
         </w:rPr>
         <w:t xml:space="preserve">). Paul also mentions other imprisonments that Acts does not record (see </w:t>
       </w:r>
-      <w:hyperlink r:id="rId569">
+      <w:hyperlink r:id="rId570">
         <w:r>
           <w:rPr>
             <w:lang w:val="en_US" w:bidi="en_US"/>
@@ -30472,7 +30516,7 @@
         </w:rPr>
         <w:t xml:space="preserve"> refers to recognized missionaries sent by the church (see </w:t>
       </w:r>
-      <w:hyperlink r:id="rId570">
+      <w:hyperlink r:id="rId571">
         <w:r>
           <w:rPr>
             <w:lang w:val="en_US" w:bidi="en_US"/>
@@ -30490,7 +30534,7 @@
         </w:rPr>
         <w:t xml:space="preserve">, </w:t>
       </w:r>
-      <w:hyperlink r:id="rId571">
+      <w:hyperlink r:id="rId572">
         <w:r>
           <w:rPr>
             <w:lang w:val="en_US" w:bidi="en_US"/>
@@ -30508,7 +30552,7 @@
         </w:rPr>
         <w:t xml:space="preserve">; </w:t>
       </w:r>
-      <w:hyperlink r:id="rId572">
+      <w:hyperlink r:id="rId573">
         <w:r>
           <w:rPr>
             <w:lang w:val="en_US" w:bidi="en_US"/>
@@ -30526,7 +30570,7 @@
         </w:rPr>
         <w:t xml:space="preserve">; </w:t>
       </w:r>
-      <w:hyperlink r:id="rId546">
+      <w:hyperlink r:id="rId547">
         <w:r>
           <w:rPr>
             <w:lang w:val="en_US" w:bidi="en_US"/>
@@ -30679,7 +30723,7 @@
         </w:rPr>
         <w:t xml:space="preserve">This Rufus might be the son of Simon of Cyrene, who carried the cross of Christ (see </w:t>
       </w:r>
-      <w:hyperlink r:id="rId573">
+      <w:hyperlink r:id="rId574">
         <w:r>
           <w:rPr>
             <w:lang w:val="en_US" w:bidi="en_US"/>
@@ -30752,7 +30796,7 @@
         </w:rPr>
         <w:t>: The kiss was a common way to greet another person in the ancient world and particularly among the Jews. It is mentioned frequently in the New Testament as a greeting (</w:t>
       </w:r>
-      <w:hyperlink r:id="rId574">
+      <w:hyperlink r:id="rId575">
         <w:r>
           <w:rPr>
             <w:lang w:val="en_US" w:bidi="en_US"/>
@@ -30770,7 +30814,7 @@
         </w:rPr>
         <w:t xml:space="preserve">; </w:t>
       </w:r>
-      <w:hyperlink r:id="rId575">
+      <w:hyperlink r:id="rId576">
         <w:r>
           <w:rPr>
             <w:lang w:val="en_US" w:bidi="en_US"/>
@@ -30788,7 +30832,7 @@
         </w:rPr>
         <w:t xml:space="preserve">; </w:t>
       </w:r>
-      <w:hyperlink r:id="rId576">
+      <w:hyperlink r:id="rId577">
         <w:r>
           <w:rPr>
             <w:lang w:val="en_US" w:bidi="en_US"/>
@@ -30806,7 +30850,7 @@
         </w:rPr>
         <w:t xml:space="preserve">; see </w:t>
       </w:r>
-      <w:hyperlink r:id="rId577">
+      <w:hyperlink r:id="rId578">
         <w:r>
           <w:rPr>
             <w:lang w:val="en_US" w:bidi="en_US"/>
@@ -30934,7 +30978,7 @@
         </w:rPr>
         <w:t>: Paul refers to God’s judgment on the serpent after it deceived Adam and Eve in the garden of Eden (</w:t>
       </w:r>
-      <w:hyperlink r:id="rId578">
+      <w:hyperlink r:id="rId579">
         <w:r>
           <w:rPr>
             <w:lang w:val="en_US" w:bidi="en_US"/>
@@ -30952,7 +30996,7 @@
         </w:rPr>
         <w:t xml:space="preserve">). Christ, the promised descendant of Eve, will defeat Satan. This victory will be shared with the church, which stands under Christ’s authority (compare </w:t>
       </w:r>
-      <w:hyperlink r:id="rId579">
+      <w:hyperlink r:id="rId580">
         <w:r>
           <w:rPr>
             <w:lang w:val="en_US" w:bidi="en_US"/>
@@ -31018,7 +31062,7 @@
         </w:rPr>
         <w:t>Timothy was one of Paul’s closest coworkers in ministry. He traveled with Paul on the second missionary journey (</w:t>
       </w:r>
-      <w:hyperlink r:id="rId580">
+      <w:hyperlink r:id="rId581">
         <w:r>
           <w:rPr>
             <w:lang w:val="en_US" w:bidi="en_US"/>
@@ -31163,7 +31207,7 @@
         </w:rPr>
         <w:t>This Erastus was probably the individual Paul sent from Ephesus to Macedonia during his third missionary journey (</w:t>
       </w:r>
-      <w:hyperlink r:id="rId581">
+      <w:hyperlink r:id="rId582">
         <w:r>
           <w:rPr>
             <w:lang w:val="en_US" w:bidi="en_US"/>
@@ -31181,7 +31225,7 @@
         </w:rPr>
         <w:t xml:space="preserve">; see </w:t>
       </w:r>
-      <w:hyperlink r:id="rId582">
+      <w:hyperlink r:id="rId583">
         <w:r>
           <w:rPr>
             <w:lang w:val="en_US" w:bidi="en_US"/>
@@ -31306,7 +31350,7 @@
         </w:rPr>
         <w:t>This doxology (a short hymn of praise) provides a fitting conclusion to Paul’s letter and its message. It brings together many of the same themes found at the beginning of the letter (</w:t>
       </w:r>
-      <w:hyperlink r:id="rId583">
+      <w:hyperlink r:id="rId584">
         <w:r>
           <w:rPr>
             <w:lang w:val="en_US" w:bidi="en_US"/>
@@ -31342,7 +31386,7 @@
         </w:rPr>
         <w:t xml:space="preserve">The doxology is missing from two later manuscripts and appears in different places in some others, such as after </w:t>
       </w:r>
-      <w:hyperlink r:id="rId584">
+      <w:hyperlink r:id="rId585">
         <w:r>
           <w:rPr>
             <w:lang w:val="en_US" w:bidi="en_US"/>
@@ -31360,7 +31404,7 @@
         </w:rPr>
         <w:t xml:space="preserve"> or after </w:t>
       </w:r>
-      <w:hyperlink r:id="rId585">
+      <w:hyperlink r:id="rId586">
         <w:r>
           <w:rPr>
             <w:lang w:val="en_US" w:bidi="en_US"/>
@@ -31439,7 +31483,7 @@
         </w:rPr>
         <w:t xml:space="preserve">Paul uses the same language about the mission to the Gentiles that he used in </w:t>
       </w:r>
-      <w:hyperlink r:id="rId544">
+      <w:hyperlink r:id="rId545">
         <w:r>
           <w:rPr>
             <w:lang w:val="en_US" w:bidi="en_US"/>

--- a/eng/docx/45.content.docx
+++ b/eng/docx/45.content.docx
@@ -19,7 +19,7 @@
         <w:rPr>
           <w:lang w:val="en_US" w:bidi="en_US"/>
         </w:rPr>
-        <w:t>Resource: Tyndale Open Study Notes</w:t>
+        <w:t>Resource: Aquifer Open Study Notes</w:t>
       </w:r>
       <w:r>
         <w:rPr>
@@ -112,7 +112,7 @@
         <w:rPr>
           <w:lang w:val="en_US" w:bidi="en_US"/>
         </w:rPr>
-        <w:t>Tyndale Open Study Notes</w:t>
+        <w:t>Aquifer Open Study Notes</w:t>
       </w:r>
     </w:p>
     <w:p>
